--- a/submissions/07-freight-invoice-audit/inputs/shipping_desk_correspondence_sept_2026.docx
+++ b/submissions/07-freight-invoice-audit/inputs/shipping_desk_correspondence_sept_2026.docx
@@ -433,7 +433,7 @@
         <w:spacing w:after="120"/>
       </w:pPr>
       <w:r>
-        <w:t>Dana, we did not ask for a gate on that delivery, and we are not confirming one after the fact. The receiver could have unloaded the next morning when the forklift was back. Bill the services on the bill of lading.</w:t>
+        <w:t>Dana, the receiver has a dock, and their forklift was down for about an hour. Nobody here asked for the gate, and I have no request from the receiver either. Bill the services on the bill of lading.</w:t>
       </w:r>
     </w:p>
     <w:p>
@@ -516,6 +516,170 @@
       </w:pPr>
       <w:r>
         <w:t>Marit, the class on NFL-90322 was applied by our rating system from a density entry at the Fargo terminal. There was no physical inspection on that shipment, so there is no certificate to send. If you want the shipment inspected, we can arrange it on the next Minot tender.</w:t>
+      </w:r>
+    </w:p>
+    <w:p>
+      <w:pPr>
+        <w:spacing w:after="40"/>
+      </w:pPr>
+    </w:p>
+    <w:p>
+      <w:pPr>
+        <w:pStyle w:val="Heading1"/>
+      </w:pPr>
+      <w:r>
+        <w:t>Subject: Pro 217858, Watertown redelivery</w:t>
+      </w:r>
+    </w:p>
+    <w:p>
+      <w:pPr>
+        <w:spacing w:after="0"/>
+      </w:pPr>
+      <w:r>
+        <w:t>From: Dana Wirtz, customer service, Northline Freight Lines</w:t>
+      </w:r>
+    </w:p>
+    <w:p>
+      <w:pPr>
+        <w:spacing w:after="0"/>
+      </w:pPr>
+      <w:r>
+        <w:t>To: Tomas Reinholt, shipping lead, Halvorsen Building Products</w:t>
+      </w:r>
+    </w:p>
+    <w:p>
+      <w:pPr>
+        <w:spacing w:after="80"/>
+      </w:pPr>
+      <w:r>
+        <w:t>Sent: Thursday, September 17, 2026, 5:05 PM</w:t>
+      </w:r>
+    </w:p>
+    <w:p>
+      <w:pPr>
+        <w:spacing w:after="120"/>
+      </w:pPr>
+      <w:r>
+        <w:t>Tomas, our driver reached Dakota Fastener Supply in Watertown at 4:40 this afternoon with the fasteners on pro 217858 and found receiving closed. Their posted hours end at 4:30. We can redeliver tomorrow morning. A second attempt carries the redelivery charge on your schedule, so let me know how you want it handled.</w:t>
+      </w:r>
+    </w:p>
+    <w:p>
+      <w:pPr>
+        <w:spacing w:after="40"/>
+      </w:pPr>
+    </w:p>
+    <w:p>
+      <w:pPr>
+        <w:spacing w:after="0"/>
+      </w:pPr>
+      <w:r>
+        <w:t>From: Tomas Reinholt, shipping lead, Halvorsen Building Products</w:t>
+      </w:r>
+    </w:p>
+    <w:p>
+      <w:pPr>
+        <w:spacing w:after="0"/>
+      </w:pPr>
+      <w:r>
+        <w:t>To: Dana Wirtz, customer service, Northline Freight Lines</w:t>
+      </w:r>
+    </w:p>
+    <w:p>
+      <w:pPr>
+        <w:spacing w:after="80"/>
+      </w:pPr>
+      <w:r>
+        <w:t>Sent: Thursday, September 17, 2026, 5:32 PM</w:t>
+      </w:r>
+    </w:p>
+    <w:p>
+      <w:pPr>
+        <w:spacing w:after="120"/>
+      </w:pPr>
+      <w:r>
+        <w:t>Dana, redeliver tomorrow morning, please, and bill the redelivery. We should have told you their dock closes early on Thursdays.</w:t>
+      </w:r>
+    </w:p>
+    <w:p>
+      <w:pPr>
+        <w:spacing w:after="40"/>
+      </w:pPr>
+    </w:p>
+    <w:p>
+      <w:pPr>
+        <w:pStyle w:val="Heading1"/>
+      </w:pPr>
+      <w:r>
+        <w:t>Subject: Pro 217894, Sioux City redelivery</w:t>
+      </w:r>
+    </w:p>
+    <w:p>
+      <w:pPr>
+        <w:spacing w:after="0"/>
+      </w:pPr>
+      <w:r>
+        <w:t>From: Dana Wirtz, customer service, Northline Freight Lines</w:t>
+      </w:r>
+    </w:p>
+    <w:p>
+      <w:pPr>
+        <w:spacing w:after="0"/>
+      </w:pPr>
+      <w:r>
+        <w:t>To: Tomas Reinholt, shipping lead, Halvorsen Building Products</w:t>
+      </w:r>
+    </w:p>
+    <w:p>
+      <w:pPr>
+        <w:spacing w:after="80"/>
+      </w:pPr>
+      <w:r>
+        <w:t>Sent: Friday, September 25, 2026, 8:15 AM</w:t>
+      </w:r>
+    </w:p>
+    <w:p>
+      <w:pPr>
+        <w:spacing w:after="120"/>
+      </w:pPr>
+      <w:r>
+        <w:t>Tomas, the sealants for Siouxland Coatings Supply on pro 217894 came back to the terminal last night. The driver arrived at 4:55, and the receiver would not take the freight. We are redelivering this morning, and the redelivery charge will be added to the freight bill.</w:t>
+      </w:r>
+    </w:p>
+    <w:p>
+      <w:pPr>
+        <w:spacing w:after="40"/>
+      </w:pPr>
+    </w:p>
+    <w:p>
+      <w:pPr>
+        <w:spacing w:after="0"/>
+      </w:pPr>
+      <w:r>
+        <w:t>From: Tomas Reinholt, shipping lead, Halvorsen Building Products</w:t>
+      </w:r>
+    </w:p>
+    <w:p>
+      <w:pPr>
+        <w:spacing w:after="0"/>
+      </w:pPr>
+      <w:r>
+        <w:t>To: Dana Wirtz, customer service, Northline Freight Lines</w:t>
+      </w:r>
+    </w:p>
+    <w:p>
+      <w:pPr>
+        <w:spacing w:after="80"/>
+      </w:pPr>
+      <w:r>
+        <w:t>Sent: Friday, September 25, 2026, 9:02 AM</w:t>
+      </w:r>
+    </w:p>
+    <w:p>
+      <w:pPr>
+        <w:spacing w:after="120"/>
+      </w:pPr>
+      <w:r>
+        <w:t>Dana, their receiving is posted open until 5:00, and their gate log shows your driver at 4:55 with the trailer still sealed. Deliver it this morning. We are not accepting a redelivery charge on that pro.</w:t>
       </w:r>
     </w:p>
     <w:p>

--- a/submissions/07-freight-invoice-audit/inputs/shipping_desk_correspondence_sept_2026.docx
+++ b/submissions/07-freight-invoice-audit/inputs/shipping_desk_correspondence_sept_2026.docx
@@ -433,7 +433,7 @@
         <w:spacing w:after="120"/>
       </w:pPr>
       <w:r>
-        <w:t>Dana, the receiver has a dock, and their forklift was down for about an hour. Nobody here asked for the gate, and I have no request from the receiver either. Bill the services on the bill of lading.</w:t>
+        <w:t>Dana, go ahead and bill the liftgate on that one. The receiver says the driver was a help with the forklift down, and we would rather keep them happy.</w:t>
       </w:r>
     </w:p>
     <w:p>
@@ -680,6 +680,252 @@
       </w:pPr>
       <w:r>
         <w:t>Dana, their receiving is posted open until 5:00, and their gate log shows your driver at 4:55 with the trailer still sealed. Deliver it this morning. We are not accepting a redelivery charge on that pro.</w:t>
+      </w:r>
+    </w:p>
+    <w:p>
+      <w:pPr>
+        <w:spacing w:after="40"/>
+      </w:pPr>
+    </w:p>
+    <w:p>
+      <w:pPr>
+        <w:pStyle w:val="Heading1"/>
+      </w:pPr>
+      <w:r>
+        <w:t>Subject: Pro 217902, Superior inside delivery</w:t>
+      </w:r>
+    </w:p>
+    <w:p>
+      <w:pPr>
+        <w:spacing w:after="0"/>
+      </w:pPr>
+      <w:r>
+        <w:t>From: Dana Wirtz, customer service, Northline Freight Lines</w:t>
+      </w:r>
+    </w:p>
+    <w:p>
+      <w:pPr>
+        <w:spacing w:after="0"/>
+      </w:pPr>
+      <w:r>
+        <w:t>To: Tomas Reinholt, shipping lead, Halvorsen Building Products</w:t>
+      </w:r>
+    </w:p>
+    <w:p>
+      <w:pPr>
+        <w:spacing w:after="80"/>
+      </w:pPr>
+      <w:r>
+        <w:t>Sent: Tuesday, September 29, 2026, 8:40 AM</w:t>
+      </w:r>
+    </w:p>
+    <w:p>
+      <w:pPr>
+        <w:spacing w:after="120"/>
+      </w:pPr>
+      <w:r>
+        <w:t>Tomas, Superior Building Center wrote to our Duluth terminal on Sunday asking that the gypsum board on pro 217902 be carried into their back room rather than left at the gate, and the driver did so yesterday. Their email is attached. We have added inside delivery to the freight bill along with the limited access charge on the bill of lading.</w:t>
+      </w:r>
+    </w:p>
+    <w:p>
+      <w:pPr>
+        <w:spacing w:after="40"/>
+      </w:pPr>
+    </w:p>
+    <w:p>
+      <w:pPr>
+        <w:spacing w:after="0"/>
+      </w:pPr>
+      <w:r>
+        <w:t>From: Tomas Reinholt, shipping lead, Halvorsen Building Products</w:t>
+      </w:r>
+    </w:p>
+    <w:p>
+      <w:pPr>
+        <w:spacing w:after="0"/>
+      </w:pPr>
+      <w:r>
+        <w:t>To: Dana Wirtz, customer service, Northline Freight Lines</w:t>
+      </w:r>
+    </w:p>
+    <w:p>
+      <w:pPr>
+        <w:spacing w:after="80"/>
+      </w:pPr>
+      <w:r>
+        <w:t>Sent: Tuesday, September 29, 2026, 9:05 AM</w:t>
+      </w:r>
+    </w:p>
+    <w:p>
+      <w:pPr>
+        <w:spacing w:after="120"/>
+      </w:pPr>
+      <w:r>
+        <w:t>Thanks for letting me know, Dana. I will pass it to Marit with the bill.</w:t>
+      </w:r>
+    </w:p>
+    <w:p>
+      <w:pPr>
+        <w:spacing w:after="40"/>
+      </w:pPr>
+    </w:p>
+    <w:p>
+      <w:pPr>
+        <w:pStyle w:val="Heading1"/>
+      </w:pPr>
+      <w:r>
+        <w:t>Subject: Freight bill NFL-89740, July pickup</w:t>
+      </w:r>
+    </w:p>
+    <w:p>
+      <w:pPr>
+        <w:spacing w:after="0"/>
+      </w:pPr>
+      <w:r>
+        <w:t>From: Marit Oyen, accounts payable, Halvorsen Building Products</w:t>
+      </w:r>
+    </w:p>
+    <w:p>
+      <w:pPr>
+        <w:spacing w:after="0"/>
+      </w:pPr>
+      <w:r>
+        <w:t>To: Dana Wirtz, customer service, Northline Freight Lines</w:t>
+      </w:r>
+    </w:p>
+    <w:p>
+      <w:pPr>
+        <w:spacing w:after="80"/>
+      </w:pPr>
+      <w:r>
+        <w:t>Sent: Wednesday, September 9, 2026, 10:20 AM</w:t>
+      </w:r>
+    </w:p>
+    <w:p>
+      <w:pPr>
+        <w:spacing w:after="120"/>
+      </w:pPr>
+      <w:r>
+        <w:t>Dana, a freight bill dated July 14 for the Fergus Falls windows on pro 217402 arrived in yesterday's mail with the September bills. We have no earlier copy. Why is a July bill reaching us in September?</w:t>
+      </w:r>
+    </w:p>
+    <w:p>
+      <w:pPr>
+        <w:spacing w:after="40"/>
+      </w:pPr>
+    </w:p>
+    <w:p>
+      <w:pPr>
+        <w:spacing w:after="0"/>
+      </w:pPr>
+      <w:r>
+        <w:t>From: Dana Wirtz, customer service, Northline Freight Lines</w:t>
+      </w:r>
+    </w:p>
+    <w:p>
+      <w:pPr>
+        <w:spacing w:after="0"/>
+      </w:pPr>
+      <w:r>
+        <w:t>To: Marit Oyen, accounts payable, Halvorsen Building Products</w:t>
+      </w:r>
+    </w:p>
+    <w:p>
+      <w:pPr>
+        <w:spacing w:after="80"/>
+      </w:pPr>
+      <w:r>
+        <w:t>Sent: Wednesday, September 9, 2026, 1:15 PM</w:t>
+      </w:r>
+    </w:p>
+    <w:p>
+      <w:pPr>
+        <w:spacing w:after="120"/>
+      </w:pPr>
+      <w:r>
+        <w:t>Marit, the original went to your former remit-to address on Main Avenue and came back to us undelivered. We re-sent it on September 8 with your other bills. The bill date and the amount are unchanged.</w:t>
+      </w:r>
+    </w:p>
+    <w:p>
+      <w:pPr>
+        <w:spacing w:after="40"/>
+      </w:pPr>
+    </w:p>
+    <w:p>
+      <w:pPr>
+        <w:pStyle w:val="Heading1"/>
+      </w:pPr>
+      <w:r>
+        <w:t>Subject: Freight bill NFL-90318, Hudson windows weight</w:t>
+      </w:r>
+    </w:p>
+    <w:p>
+      <w:pPr>
+        <w:spacing w:after="0"/>
+      </w:pPr>
+      <w:r>
+        <w:t>From: Marit Oyen, accounts payable, Halvorsen Building Products</w:t>
+      </w:r>
+    </w:p>
+    <w:p>
+      <w:pPr>
+        <w:spacing w:after="0"/>
+      </w:pPr>
+      <w:r>
+        <w:t>To: Dana Wirtz, customer service, Northline Freight Lines</w:t>
+      </w:r>
+    </w:p>
+    <w:p>
+      <w:pPr>
+        <w:spacing w:after="80"/>
+      </w:pPr>
+      <w:r>
+        <w:t>Sent: Wednesday, September 30, 2026, 9:30 AM</w:t>
+      </w:r>
+    </w:p>
+    <w:p>
+      <w:pPr>
+        <w:spacing w:after="120"/>
+      </w:pPr>
+      <w:r>
+        <w:t>Dana, NFL-90318 bills the Hudson windows on pro 217846 at 1,950 pounds. Our bill of lading declares 1,590 pounds, and your transmittal lists no scale ticket for it. What is the 1,950 from?</w:t>
+      </w:r>
+    </w:p>
+    <w:p>
+      <w:pPr>
+        <w:spacing w:after="40"/>
+      </w:pPr>
+    </w:p>
+    <w:p>
+      <w:pPr>
+        <w:spacing w:after="0"/>
+      </w:pPr>
+      <w:r>
+        <w:t>From: Dana Wirtz, customer service, Northline Freight Lines</w:t>
+      </w:r>
+    </w:p>
+    <w:p>
+      <w:pPr>
+        <w:spacing w:after="0"/>
+      </w:pPr>
+      <w:r>
+        <w:t>To: Marit Oyen, accounts payable, Halvorsen Building Products</w:t>
+      </w:r>
+    </w:p>
+    <w:p>
+      <w:pPr>
+        <w:spacing w:after="80"/>
+      </w:pPr>
+      <w:r>
+        <w:t>Sent: Thursday, October 1, 2026, 11:50 AM</w:t>
+      </w:r>
+    </w:p>
+    <w:p>
+      <w:pPr>
+        <w:spacing w:after="120"/>
+      </w:pPr>
+      <w:r>
+        <w:t>Marit, the weight was keyed from the terminal manifest, which carried the whole trailer position. There is no reweigh. We have withdrawn NFL-90318, and a corrected freight bill at 1,590 pounds issues tomorrow under the same pro. Please do not pay the withdrawn bill.</w:t>
       </w:r>
     </w:p>
     <w:p>
